--- a/week 1/DSA/Exercise 7.docx
+++ b/week 1/DSA/Exercise 7.docx
@@ -32,6 +32,196 @@
     <w:p>
       <w:pPr>
         <w:rPr>
+          <w:b/>
+          <w:bCs/>
+          <w:sz w:val="28"/>
+          <w:szCs w:val="28"/>
+          <w:lang w:val="en-IN"/>
+        </w:rPr>
+      </w:pPr>
+      <w:r>
+        <w:rPr>
+          <w:b/>
+          <w:bCs/>
+          <w:sz w:val="28"/>
+          <w:szCs w:val="28"/>
+          <w:lang w:val="en-IN"/>
+        </w:rPr>
+        <w:t>Understanding Recursion</w:t>
+      </w:r>
+    </w:p>
+    <w:p>
+      <w:pPr>
+        <w:rPr>
+          <w:sz w:val="28"/>
+          <w:szCs w:val="28"/>
+          <w:lang w:val="en-IN"/>
+        </w:rPr>
+      </w:pPr>
+      <w:r>
+        <w:rPr>
+          <w:sz w:val="28"/>
+          <w:szCs w:val="28"/>
+          <w:lang w:val="en-IN"/>
+        </w:rPr>
+        <w:t>Recursion is a technique where a function calls itself until a base condition is met.</w:t>
+      </w:r>
+    </w:p>
+    <w:p>
+      <w:pPr>
+        <w:rPr>
+          <w:b/>
+          <w:bCs/>
+          <w:sz w:val="28"/>
+          <w:szCs w:val="28"/>
+          <w:lang w:val="en-IN"/>
+        </w:rPr>
+      </w:pPr>
+      <w:r>
+        <w:rPr>
+          <w:b/>
+          <w:bCs/>
+          <w:sz w:val="28"/>
+          <w:szCs w:val="28"/>
+          <w:lang w:val="en-IN"/>
+        </w:rPr>
+        <w:t>Analysis</w:t>
+      </w:r>
+    </w:p>
+    <w:p>
+      <w:pPr>
+        <w:numPr>
+          <w:ilvl w:val="0"/>
+          <w:numId w:val="1"/>
+        </w:numPr>
+        <w:rPr>
+          <w:sz w:val="28"/>
+          <w:szCs w:val="28"/>
+          <w:lang w:val="en-IN"/>
+        </w:rPr>
+      </w:pPr>
+      <w:r>
+        <w:rPr>
+          <w:sz w:val="28"/>
+          <w:szCs w:val="28"/>
+          <w:lang w:val="en-IN"/>
+        </w:rPr>
+        <w:t xml:space="preserve">Time Complexity: </w:t>
+      </w:r>
+      <w:r>
+        <w:rPr>
+          <w:b/>
+          <w:bCs/>
+          <w:sz w:val="28"/>
+          <w:szCs w:val="28"/>
+          <w:lang w:val="en-IN"/>
+        </w:rPr>
+        <w:t>O(n)</w:t>
+      </w:r>
+      <w:r>
+        <w:rPr>
+          <w:sz w:val="28"/>
+          <w:szCs w:val="28"/>
+          <w:lang w:val="en-IN"/>
+        </w:rPr>
+        <w:t xml:space="preserve"> </w:t>
+      </w:r>
+    </w:p>
+    <w:p>
+      <w:pPr>
+        <w:numPr>
+          <w:ilvl w:val="0"/>
+          <w:numId w:val="1"/>
+        </w:numPr>
+        <w:rPr>
+          <w:sz w:val="28"/>
+          <w:szCs w:val="28"/>
+          <w:lang w:val="en-IN"/>
+        </w:rPr>
+      </w:pPr>
+      <w:r>
+        <w:rPr>
+          <w:sz w:val="28"/>
+          <w:szCs w:val="28"/>
+          <w:lang w:val="en-IN"/>
+        </w:rPr>
+        <w:t xml:space="preserve">Space Complexity: </w:t>
+      </w:r>
+      <w:r>
+        <w:rPr>
+          <w:b/>
+          <w:bCs/>
+          <w:sz w:val="28"/>
+          <w:szCs w:val="28"/>
+          <w:lang w:val="en-IN"/>
+        </w:rPr>
+        <w:t>O(n)</w:t>
+      </w:r>
+      <w:r>
+        <w:rPr>
+          <w:sz w:val="28"/>
+          <w:szCs w:val="28"/>
+          <w:lang w:val="en-IN"/>
+        </w:rPr>
+        <w:t xml:space="preserve"> </w:t>
+      </w:r>
+    </w:p>
+    <w:p>
+      <w:pPr>
+        <w:rPr>
+          <w:sz w:val="28"/>
+          <w:szCs w:val="28"/>
+          <w:lang w:val="en-IN"/>
+        </w:rPr>
+      </w:pPr>
+      <w:r>
+        <w:rPr>
+          <w:b/>
+          <w:bCs/>
+          <w:sz w:val="28"/>
+          <w:szCs w:val="28"/>
+          <w:lang w:val="en-IN"/>
+        </w:rPr>
+        <w:t>Optimization:</w:t>
+      </w:r>
+      <w:r>
+        <w:rPr>
+          <w:sz w:val="28"/>
+          <w:szCs w:val="28"/>
+          <w:lang w:val="en-IN"/>
+        </w:rPr>
+        <w:t xml:space="preserve"> Use iteration or </w:t>
+      </w:r>
+      <w:proofErr w:type="spellStart"/>
+      <w:r>
+        <w:rPr>
+          <w:sz w:val="28"/>
+          <w:szCs w:val="28"/>
+          <w:lang w:val="en-IN"/>
+        </w:rPr>
+        <w:t>memoization</w:t>
+      </w:r>
+      <w:proofErr w:type="spellEnd"/>
+      <w:r>
+        <w:rPr>
+          <w:sz w:val="28"/>
+          <w:szCs w:val="28"/>
+          <w:lang w:val="en-IN"/>
+        </w:rPr>
+        <w:t xml:space="preserve"> to reduce overhead.</w:t>
+      </w:r>
+    </w:p>
+    <w:p>
+      <w:pPr>
+        <w:rPr>
+          <w:sz w:val="28"/>
+          <w:szCs w:val="28"/>
+        </w:rPr>
+      </w:pPr>
+    </w:p>
+    <w:p>
+      <w:pPr>
+        <w:rPr>
           <w:lang w:val="en-IN"/>
         </w:rPr>
       </w:pPr>
@@ -65,21 +255,7 @@
         <w:rPr>
           <w:lang w:val="en-IN"/>
         </w:rPr>
-        <w:t xml:space="preserve">    static double </w:t>
-      </w:r>
-      <w:proofErr w:type="gramStart"/>
-      <w:r>
-        <w:rPr>
-          <w:lang w:val="en-IN"/>
-        </w:rPr>
-        <w:t>predict(</w:t>
-      </w:r>
-      <w:proofErr w:type="gramEnd"/>
-      <w:r>
-        <w:rPr>
-          <w:lang w:val="en-IN"/>
-        </w:rPr>
-        <w:t>double value, double rate, int years) {</w:t>
+        <w:t>    static double predict(double value, double rate, int years) {</w:t>
       </w:r>
     </w:p>
     <w:p>
@@ -105,21 +281,7 @@
         <w:rPr>
           <w:lang w:val="en-IN"/>
         </w:rPr>
-        <w:t xml:space="preserve">        return </w:t>
-      </w:r>
-      <w:proofErr w:type="gramStart"/>
-      <w:r>
-        <w:rPr>
-          <w:lang w:val="en-IN"/>
-        </w:rPr>
-        <w:t>predict(</w:t>
-      </w:r>
-      <w:proofErr w:type="gramEnd"/>
-      <w:r>
-        <w:rPr>
-          <w:lang w:val="en-IN"/>
-        </w:rPr>
-        <w:t>value * (1 + rate), rate, years - 1);</w:t>
+        <w:t>        return predict(value * (1 + rate), rate, years - 1);</w:t>
       </w:r>
     </w:p>
     <w:p>
@@ -152,21 +314,7 @@
         <w:rPr>
           <w:lang w:val="en-IN"/>
         </w:rPr>
-        <w:t xml:space="preserve">    public static void </w:t>
-      </w:r>
-      <w:proofErr w:type="gramStart"/>
-      <w:r>
-        <w:rPr>
-          <w:lang w:val="en-IN"/>
-        </w:rPr>
-        <w:t>main(String[</w:t>
-      </w:r>
-      <w:proofErr w:type="gramEnd"/>
-      <w:r>
-        <w:rPr>
-          <w:lang w:val="en-IN"/>
-        </w:rPr>
-        <w:t xml:space="preserve">] </w:t>
+        <w:t xml:space="preserve">    public static void main(String[] </w:t>
       </w:r>
       <w:proofErr w:type="spellStart"/>
       <w:r>
@@ -207,21 +355,7 @@
         <w:rPr>
           <w:lang w:val="en-IN"/>
         </w:rPr>
-        <w:t>(</w:t>
-      </w:r>
-      <w:proofErr w:type="gramStart"/>
-      <w:r>
-        <w:rPr>
-          <w:lang w:val="en-IN"/>
-        </w:rPr>
-        <w:t>predict(</w:t>
-      </w:r>
-      <w:proofErr w:type="gramEnd"/>
-      <w:r>
-        <w:rPr>
-          <w:lang w:val="en-IN"/>
-        </w:rPr>
-        <w:t>1000, 0.1, 3));</w:t>
+        <w:t>(predict(1000, 0.1, 3));</w:t>
       </w:r>
     </w:p>
     <w:p>
@@ -252,9 +386,13 @@
     </w:p>
     <w:p>
       <w:r>
+        <w:lastRenderedPageBreak/>
         <w:br/>
       </w:r>
       <w:r>
+        <w:rPr>
+          <w:noProof/>
+        </w:rPr>
         <w:drawing>
           <wp:inline distT="0" distB="0" distL="0" distR="0" wp14:anchorId="2044D346" wp14:editId="07D92D27">
             <wp:extent cx="5731510" cy="3164205"/>
@@ -271,7 +409,7 @@
                     <pic:cNvPicPr/>
                   </pic:nvPicPr>
                   <pic:blipFill>
-                    <a:blip r:embed="rId4"/>
+                    <a:blip r:embed="rId5"/>
                     <a:stretch>
                       <a:fillRect/>
                     </a:stretch>
@@ -300,6 +438,163 @@
     </w:sectPr>
   </w:body>
 </w:document>
+</file>
+
+<file path=word/numbering.xml><?xml version="1.0" encoding="utf-8"?>
+<w:numbering xmlns:wpc="http://schemas.microsoft.com/office/word/2010/wordprocessingCanvas" xmlns:cx="http://schemas.microsoft.com/office/drawing/2014/chartex" xmlns:cx1="http://schemas.microsoft.com/office/drawing/2015/9/8/chartex" xmlns:cx2="http://schemas.microsoft.com/office/drawing/2015/10/21/chartex" xmlns:cx3="http://schemas.microsoft.com/office/drawing/2016/5/9/chartex" xmlns:cx4="http://schemas.microsoft.com/office/drawing/2016/5/10/chartex" xmlns:cx5="http://schemas.microsoft.com/office/drawing/2016/5/11/chartex" xmlns:cx6="http://schemas.microsoft.com/office/drawing/2016/5/12/chartex" xmlns:cx7="http://schemas.microsoft.com/office/drawing/2016/5/13/chartex" xmlns:cx8="http://schemas.microsoft.com/office/drawing/2016/5/14/chartex" xmlns:mc="http://schemas.openxmlformats.org/markup-compatibility/2006" xmlns:aink="http://schemas.microsoft.com/office/drawing/2016/ink" xmlns:am3d="http://schemas.microsoft.com/office/drawing/2017/model3d" xmlns:o="urn:schemas-microsoft-com:office:office" xmlns:oel="http://schemas.microsoft.com/office/2019/extlst" xmlns:r="http://schemas.openxmlformats.org/officeDocument/2006/relationships" xmlns:m="http://schemas.openxmlformats.org/officeDocument/2006/math" xmlns:v="urn:schemas-microsoft-com:vml" xmlns:wp14="http://schemas.microsoft.com/office/word/2010/wordprocessingDrawing" xmlns:wp="http://schemas.openxmlformats.org/drawingml/2006/wordprocessingDrawing" xmlns:w10="urn:schemas-microsoft-com:office:word" xmlns:w="http://schemas.openxmlformats.org/wordprocessingml/2006/main" xmlns:w14="http://schemas.microsoft.com/office/word/2010/wordml" xmlns:w15="http://schemas.microsoft.com/office/word/2012/wordml" xmlns:w16cex="http://schemas.microsoft.com/office/word/2018/wordml/cex" xmlns:w16cid="http://schemas.microsoft.com/office/word/2016/wordml/cid" xmlns:w16="http://schemas.microsoft.com/office/word/2018/wordml" xmlns:w16du="http://schemas.microsoft.com/office/word/2023/wordml/word16du" xmlns:w16sdtdh="http://schemas.microsoft.com/office/word/2020/wordml/sdtdatahash" xmlns:w16sdtfl="http://schemas.microsoft.com/office/word/2024/wordml/sdtformatlock" xmlns:w16se="http://schemas.microsoft.com/office/word/2015/wordml/symex" xmlns:wpg="http://schemas.microsoft.com/office/word/2010/wordprocessingGroup" xmlns:wpi="http://schemas.microsoft.com/office/word/2010/wordprocessingInk" xmlns:wne="http://schemas.microsoft.com/office/word/2006/wordml" xmlns:wps="http://schemas.microsoft.com/office/word/2010/wordprocessingShape" mc:Ignorable="w14 w15 w16se w16cid w16 w16cex w16sdtdh w16sdtfl w16du wp14">
+  <w:abstractNum w:abstractNumId="0" w15:restartNumberingAfterBreak="0">
+    <w:nsid w:val="03767453"/>
+    <w:multiLevelType w:val="multilevel"/>
+    <w:tmpl w:val="A5FE97DC"/>
+    <w:lvl w:ilvl="0">
+      <w:start w:val="1"/>
+      <w:numFmt w:val="bullet"/>
+      <w:lvlText w:val=""/>
+      <w:lvlJc w:val="left"/>
+      <w:pPr>
+        <w:tabs>
+          <w:tab w:val="num" w:pos="720"/>
+        </w:tabs>
+        <w:ind w:left="720" w:hanging="360"/>
+      </w:pPr>
+      <w:rPr>
+        <w:rFonts w:ascii="Symbol" w:hAnsi="Symbol" w:hint="default"/>
+        <w:sz w:val="20"/>
+      </w:rPr>
+    </w:lvl>
+    <w:lvl w:ilvl="1" w:tentative="1">
+      <w:start w:val="1"/>
+      <w:numFmt w:val="bullet"/>
+      <w:lvlText w:val="o"/>
+      <w:lvlJc w:val="left"/>
+      <w:pPr>
+        <w:tabs>
+          <w:tab w:val="num" w:pos="1440"/>
+        </w:tabs>
+        <w:ind w:left="1440" w:hanging="360"/>
+      </w:pPr>
+      <w:rPr>
+        <w:rFonts w:ascii="Courier New" w:hAnsi="Courier New" w:hint="default"/>
+        <w:sz w:val="20"/>
+      </w:rPr>
+    </w:lvl>
+    <w:lvl w:ilvl="2" w:tentative="1">
+      <w:start w:val="1"/>
+      <w:numFmt w:val="bullet"/>
+      <w:lvlText w:val=""/>
+      <w:lvlJc w:val="left"/>
+      <w:pPr>
+        <w:tabs>
+          <w:tab w:val="num" w:pos="2160"/>
+        </w:tabs>
+        <w:ind w:left="2160" w:hanging="360"/>
+      </w:pPr>
+      <w:rPr>
+        <w:rFonts w:ascii="Wingdings" w:hAnsi="Wingdings" w:hint="default"/>
+        <w:sz w:val="20"/>
+      </w:rPr>
+    </w:lvl>
+    <w:lvl w:ilvl="3" w:tentative="1">
+      <w:start w:val="1"/>
+      <w:numFmt w:val="bullet"/>
+      <w:lvlText w:val=""/>
+      <w:lvlJc w:val="left"/>
+      <w:pPr>
+        <w:tabs>
+          <w:tab w:val="num" w:pos="2880"/>
+        </w:tabs>
+        <w:ind w:left="2880" w:hanging="360"/>
+      </w:pPr>
+      <w:rPr>
+        <w:rFonts w:ascii="Wingdings" w:hAnsi="Wingdings" w:hint="default"/>
+        <w:sz w:val="20"/>
+      </w:rPr>
+    </w:lvl>
+    <w:lvl w:ilvl="4" w:tentative="1">
+      <w:start w:val="1"/>
+      <w:numFmt w:val="bullet"/>
+      <w:lvlText w:val=""/>
+      <w:lvlJc w:val="left"/>
+      <w:pPr>
+        <w:tabs>
+          <w:tab w:val="num" w:pos="3600"/>
+        </w:tabs>
+        <w:ind w:left="3600" w:hanging="360"/>
+      </w:pPr>
+      <w:rPr>
+        <w:rFonts w:ascii="Wingdings" w:hAnsi="Wingdings" w:hint="default"/>
+        <w:sz w:val="20"/>
+      </w:rPr>
+    </w:lvl>
+    <w:lvl w:ilvl="5" w:tentative="1">
+      <w:start w:val="1"/>
+      <w:numFmt w:val="bullet"/>
+      <w:lvlText w:val=""/>
+      <w:lvlJc w:val="left"/>
+      <w:pPr>
+        <w:tabs>
+          <w:tab w:val="num" w:pos="4320"/>
+        </w:tabs>
+        <w:ind w:left="4320" w:hanging="360"/>
+      </w:pPr>
+      <w:rPr>
+        <w:rFonts w:ascii="Wingdings" w:hAnsi="Wingdings" w:hint="default"/>
+        <w:sz w:val="20"/>
+      </w:rPr>
+    </w:lvl>
+    <w:lvl w:ilvl="6" w:tentative="1">
+      <w:start w:val="1"/>
+      <w:numFmt w:val="bullet"/>
+      <w:lvlText w:val=""/>
+      <w:lvlJc w:val="left"/>
+      <w:pPr>
+        <w:tabs>
+          <w:tab w:val="num" w:pos="5040"/>
+        </w:tabs>
+        <w:ind w:left="5040" w:hanging="360"/>
+      </w:pPr>
+      <w:rPr>
+        <w:rFonts w:ascii="Wingdings" w:hAnsi="Wingdings" w:hint="default"/>
+        <w:sz w:val="20"/>
+      </w:rPr>
+    </w:lvl>
+    <w:lvl w:ilvl="7" w:tentative="1">
+      <w:start w:val="1"/>
+      <w:numFmt w:val="bullet"/>
+      <w:lvlText w:val=""/>
+      <w:lvlJc w:val="left"/>
+      <w:pPr>
+        <w:tabs>
+          <w:tab w:val="num" w:pos="5760"/>
+        </w:tabs>
+        <w:ind w:left="5760" w:hanging="360"/>
+      </w:pPr>
+      <w:rPr>
+        <w:rFonts w:ascii="Wingdings" w:hAnsi="Wingdings" w:hint="default"/>
+        <w:sz w:val="20"/>
+      </w:rPr>
+    </w:lvl>
+    <w:lvl w:ilvl="8" w:tentative="1">
+      <w:start w:val="1"/>
+      <w:numFmt w:val="bullet"/>
+      <w:lvlText w:val=""/>
+      <w:lvlJc w:val="left"/>
+      <w:pPr>
+        <w:tabs>
+          <w:tab w:val="num" w:pos="6480"/>
+        </w:tabs>
+        <w:ind w:left="6480" w:hanging="360"/>
+      </w:pPr>
+      <w:rPr>
+        <w:rFonts w:ascii="Wingdings" w:hAnsi="Wingdings" w:hint="default"/>
+        <w:sz w:val="20"/>
+      </w:rPr>
+    </w:lvl>
+  </w:abstractNum>
+  <w:num w:numId="1" w16cid:durableId="573050841">
+    <w:abstractNumId w:val="0"/>
+  </w:num>
+</w:numbering>
 </file>
 
 <file path=word/styles.xml><?xml version="1.0" encoding="utf-8"?>
